--- a/docx/dynamic-code-docs/Get-OneViewServerList.docx
+++ b/docx/dynamic-code-docs/Get-OneViewServerList.docx
@@ -154,7 +154,7 @@
         <w:pStyle w:val="FirstParagraph"/>
       </w:pPr>
       <w:r>
-        <w:t xml:space="preserve">Queries GET /rest/server-hardware across all pages and returns a normalised list of servers (name, serial, model, power state, health, iLO IP, enclosure). Each server also reports its HPE OneView maintenance mode (InMaintenance / Operational) from the server-hardware resource’s MaintenanceModeEnabled flag. Supports an optional -Filter to narrow the result by health, power state, maintenance mode, or name (substring/wildcard match).</w:t>
+        <w:t xml:space="preserve">Queries GET /rest/server-hardware across all pages and returns a normalised list of servers (name, serial, model, power state, health, iLO IP, enclosure). Each server also reports its HPE OneView maintenance mode (Yes/No) - the HPEOneView module’s Get-OVServer is the preferred source because the REST list endpoint does not reliably expose maintenance state. Supports an optional -Filter to narrow the result by health, power state, maintenance mode, or name (substring/wildcard match).</w:t>
       </w:r>
     </w:p>
     <w:bookmarkEnd w:id="10"/>
@@ -551,7 +551,7 @@
               <w:t xml:space="preserve">“PROD-SRV-01”</w:t>
             </w:r>
             <w:r>
-              <w:t xml:space="preserve">). The name/power/health values also accept PowerShell-style wildcards: health:</w:t>
+              <w:t xml:space="preserve">). The name/power/health/maintenance values also accept PowerShell-style wildcards: health:</w:t>
             </w:r>
             <w:r>
               <w:t xml:space="preserve"> </w:t>
@@ -582,7 +582,7 @@
               <w:t xml:space="preserve"> </w:t>
             </w:r>
             <w:r>
-              <w:t xml:space="preserve">e.g. maintenance:InMaintenance, maintenance:Operational name:</w:t>
+              <w:t xml:space="preserve">e.g. maintenance:Yes, maintenance:No (Yes = in maintenance / zero alerting; No = normal) name:</w:t>
             </w:r>
             <w:r>
               <w:t xml:space="preserve"> </w:t>
@@ -1236,16 +1236,7 @@
         <w:rPr>
           <w:rStyle w:val="NormalTok"/>
         </w:rPr>
-        <w:t xml:space="preserve">        Each server also reports its HPE OneView maintenance mode</w:t>
-      </w:r>
-      <w:r>
-        <w:br/>
-      </w:r>
-      <w:r>
-        <w:rPr>
-          <w:rStyle w:val="NormalTok"/>
-        </w:rPr>
-        <w:t xml:space="preserve">        </w:t>
+        <w:t xml:space="preserve">        Each server also reports its HPE OneView maintenance mode </w:t>
       </w:r>
       <w:r>
         <w:rPr>
@@ -1257,7 +1248,7 @@
         <w:rPr>
           <w:rStyle w:val="NormalTok"/>
         </w:rPr>
-        <w:t xml:space="preserve">InMaintenance </w:t>
+        <w:t xml:space="preserve">Yes</w:t>
       </w:r>
       <w:r>
         <w:rPr>
@@ -1269,7 +1260,7 @@
         <w:rPr>
           <w:rStyle w:val="NormalTok"/>
         </w:rPr>
-        <w:t xml:space="preserve"> Operational</w:t>
+        <w:t xml:space="preserve">No</w:t>
       </w:r>
       <w:r>
         <w:rPr>
@@ -1285,30 +1276,39 @@
       </w:r>
       <w:r>
         <w:rPr>
-          <w:rStyle w:val="KeywordTok"/>
-        </w:rPr>
-        <w:t xml:space="preserve">from</w:t>
-      </w:r>
-      <w:r>
-        <w:rPr>
-          <w:rStyle w:val="NormalTok"/>
-        </w:rPr>
-        <w:t xml:space="preserve"> the server-hardware resource</w:t>
-      </w:r>
-      <w:r>
-        <w:rPr>
-          <w:rStyle w:val="StringTok"/>
-        </w:rPr>
-        <w:t xml:space="preserve">'s</w:t>
-      </w:r>
-      <w:r>
-        <w:br/>
-      </w:r>
-      <w:r>
-        <w:rPr>
-          <w:rStyle w:val="StringTok"/>
-        </w:rPr>
-        <w:t xml:space="preserve">        MaintenanceModeEnabled flag.</w:t>
+          <w:rStyle w:val="OperatorTok"/>
+        </w:rPr>
+        <w:t xml:space="preserve">-</w:t>
+      </w:r>
+      <w:r>
+        <w:rPr>
+          <w:rStyle w:val="NormalTok"/>
+        </w:rPr>
+        <w:t xml:space="preserve"> the</w:t>
+      </w:r>
+      <w:r>
+        <w:br/>
+      </w:r>
+      <w:r>
+        <w:rPr>
+          <w:rStyle w:val="NormalTok"/>
+        </w:rPr>
+        <w:t xml:space="preserve">        HPEOneView module</w:t>
+      </w:r>
+      <w:r>
+        <w:rPr>
+          <w:rStyle w:val="StringTok"/>
+        </w:rPr>
+        <w:t xml:space="preserve">'s Get-OVServer is the preferred source because the REST</w:t>
+      </w:r>
+      <w:r>
+        <w:br/>
+      </w:r>
+      <w:r>
+        <w:rPr>
+          <w:rStyle w:val="StringTok"/>
+        </w:rPr>
+        <w:t xml:space="preserve">        list endpoint does not reliably expose maintenance state.</w:t>
       </w:r>
       <w:r>
         <w:br/>
@@ -1632,61 +1632,70 @@
         <w:rPr>
           <w:rStyle w:val="StringTok"/>
         </w:rPr>
-        <w:t xml:space="preserve">        "Critical", name:PROD matches "PROD-SRV-01"). The name/power/health values</w:t>
-      </w:r>
-      <w:r>
-        <w:br/>
-      </w:r>
-      <w:r>
-        <w:rPr>
-          <w:rStyle w:val="StringTok"/>
-        </w:rPr>
-        <w:t xml:space="preserve">        also accept PowerShell-style wildcards:</w:t>
-      </w:r>
-      <w:r>
-        <w:br/>
-      </w:r>
-      <w:r>
-        <w:rPr>
-          <w:rStyle w:val="StringTok"/>
-        </w:rPr>
-        <w:t xml:space="preserve">          health:&lt;value&gt;   e.g. health:Critical, health:*Warning*</w:t>
-      </w:r>
-      <w:r>
-        <w:br/>
-      </w:r>
-      <w:r>
-        <w:rPr>
-          <w:rStyle w:val="StringTok"/>
-        </w:rPr>
-        <w:t xml:space="preserve">          power:&lt;value&gt;     e.g. power:On, power:Off</w:t>
-      </w:r>
-      <w:r>
-        <w:br/>
-      </w:r>
-      <w:r>
-        <w:rPr>
-          <w:rStyle w:val="StringTok"/>
-        </w:rPr>
-        <w:t xml:space="preserve">          maintenance:&lt;value&gt;  e.g. maintenance:InMaintenance, maintenance:Operational</w:t>
-      </w:r>
-      <w:r>
-        <w:br/>
-      </w:r>
-      <w:r>
-        <w:rPr>
-          <w:rStyle w:val="StringTok"/>
-        </w:rPr>
-        <w:t xml:space="preserve">          name:&lt;value&gt;     e.g. name:PROD (substring), name:PROD-* (wildcard),</w:t>
-      </w:r>
-      <w:r>
-        <w:br/>
-      </w:r>
-      <w:r>
-        <w:rPr>
-          <w:rStyle w:val="StringTok"/>
-        </w:rPr>
-        <w:t xml:space="preserve">                            name:srv-0? (single-char wildcard)</w:t>
+        <w:t xml:space="preserve">        "Critical", name:PROD matches "PROD-SRV-01"). The name/power/health/maintenance</w:t>
+      </w:r>
+      <w:r>
+        <w:br/>
+      </w:r>
+      <w:r>
+        <w:rPr>
+          <w:rStyle w:val="StringTok"/>
+        </w:rPr>
+        <w:t xml:space="preserve">        values also accept PowerShell-style wildcards:</w:t>
+      </w:r>
+      <w:r>
+        <w:br/>
+      </w:r>
+      <w:r>
+        <w:rPr>
+          <w:rStyle w:val="StringTok"/>
+        </w:rPr>
+        <w:t xml:space="preserve">          health:&lt;value&gt;        e.g. health:Critical, health:*Warning*</w:t>
+      </w:r>
+      <w:r>
+        <w:br/>
+      </w:r>
+      <w:r>
+        <w:rPr>
+          <w:rStyle w:val="StringTok"/>
+        </w:rPr>
+        <w:t xml:space="preserve">          power:&lt;value&gt;         e.g. power:On, power:Off</w:t>
+      </w:r>
+      <w:r>
+        <w:br/>
+      </w:r>
+      <w:r>
+        <w:rPr>
+          <w:rStyle w:val="StringTok"/>
+        </w:rPr>
+        <w:t xml:space="preserve">          maintenance:&lt;value&gt;   e.g. maintenance:Yes, maintenance:No</w:t>
+      </w:r>
+      <w:r>
+        <w:br/>
+      </w:r>
+      <w:r>
+        <w:rPr>
+          <w:rStyle w:val="StringTok"/>
+        </w:rPr>
+        <w:t xml:space="preserve">                               (Yes = in maintenance / zero alerting; No = normal)</w:t>
+      </w:r>
+      <w:r>
+        <w:br/>
+      </w:r>
+      <w:r>
+        <w:rPr>
+          <w:rStyle w:val="StringTok"/>
+        </w:rPr>
+        <w:t xml:space="preserve">          name:&lt;value&gt;          e.g. name:PROD (substring), name:PROD-* (wildcard),</w:t>
+      </w:r>
+      <w:r>
+        <w:br/>
+      </w:r>
+      <w:r>
+        <w:rPr>
+          <w:rStyle w:val="StringTok"/>
+        </w:rPr>
+        <w:t xml:space="preserve">                                name:srv-0? (single-char wildcard)</w:t>
       </w:r>
       <w:r>
         <w:br/>
